--- a/Adatok/Fit&Mindfull_Design&BasicWebStructure.docx
+++ b/Adatok/Fit&Mindfull_Design&BasicWebStructure.docx
@@ -583,21 +583,27 @@
     </w:p>
     <w:p>
       <w:pPr>
-        <w:pStyle w:val="Cmsor2"/>
-      </w:pPr>
-    </w:p>
-    <w:p>
-      <w:pPr>
-        <w:pStyle w:val="Cmsor2"/>
-      </w:pPr>
-    </w:p>
-    <w:p>
-      <w:pPr>
-        <w:pStyle w:val="Cmsor2"/>
-      </w:pPr>
-      <w:r>
-        <w:t>Méretek</w:t>
-      </w:r>
+        <w:rPr>
+          <w:rFonts w:cstheme="minorHAnsi"/>
+          <w:caps/>
+        </w:rPr>
+      </w:pPr>
+    </w:p>
+    <w:p>
+      <w:pPr>
+        <w:rPr>
+          <w:rFonts w:cstheme="minorHAnsi"/>
+          <w:caps/>
+        </w:rPr>
+      </w:pPr>
+    </w:p>
+    <w:p>
+      <w:pPr>
+        <w:rPr>
+          <w:rFonts w:cstheme="minorHAnsi"/>
+          <w:caps/>
+        </w:rPr>
+      </w:pPr>
     </w:p>
     <w:p>
       <w:pPr>
@@ -607,42 +613,49 @@
           <w:szCs w:val="26"/>
         </w:rPr>
       </w:pPr>
+      <w:proofErr w:type="spellStart"/>
       <w:r>
         <w:rPr>
           <w:rStyle w:val="Erskiemels"/>
           <w:sz w:val="26"/>
           <w:szCs w:val="26"/>
         </w:rPr>
-        <w:t>Betűméretek</w:t>
-      </w:r>
-    </w:p>
-    <w:p>
-      <w:pPr>
-        <w:rPr>
-          <w:rStyle w:val="Kiemels"/>
-        </w:rPr>
-      </w:pPr>
-      <w:r>
-        <w:rPr>
-          <w:rStyle w:val="Kiemels"/>
-        </w:rPr>
-        <w:t>Homepage</w:t>
-      </w:r>
+        <w:lastRenderedPageBreak/>
+        <w:t>Navbar</w:t>
+      </w:r>
+      <w:proofErr w:type="spellEnd"/>
     </w:p>
     <w:p>
       <w:pPr>
         <w:pStyle w:val="Listaszerbekezds"/>
         <w:numPr>
           <w:ilvl w:val="0"/>
-          <w:numId w:val="3"/>
-        </w:numPr>
-        <w:rPr>
-          <w:i/>
-          <w:iCs/>
-        </w:rPr>
-      </w:pPr>
-      <w:r>
-        <w:t>Szemre passzoljon a mintához</w:t>
+          <w:numId w:val="2"/>
+        </w:numPr>
+        <w:rPr>
+          <w:rStyle w:val="Erskiemels"/>
+          <w:b/>
+          <w:bCs/>
+          <w:i w:val="0"/>
+          <w:iCs w:val="0"/>
+          <w:color w:val="auto"/>
+        </w:rPr>
+      </w:pPr>
+      <w:proofErr w:type="spellStart"/>
+      <w:r>
+        <w:rPr>
+          <w:b/>
+          <w:bCs/>
+        </w:rPr>
+        <w:t>Cardo</w:t>
+      </w:r>
+      <w:proofErr w:type="spellEnd"/>
+      <w:r>
+        <w:rPr>
+          <w:b/>
+          <w:bCs/>
+        </w:rPr>
+        <w:t xml:space="preserve">, félkövér </w:t>
       </w:r>
     </w:p>
     <w:p>
@@ -660,240 +673,1860 @@
           <w:sz w:val="26"/>
           <w:szCs w:val="26"/>
         </w:rPr>
-        <w:t>Padding</w:t>
-      </w:r>
-      <w:proofErr w:type="spellEnd"/>
-      <w:r>
+        <w:t>Footer</w:t>
+      </w:r>
+      <w:proofErr w:type="spellEnd"/>
+    </w:p>
+    <w:p>
+      <w:pPr>
+        <w:pStyle w:val="Listaszerbekezds"/>
+        <w:numPr>
+          <w:ilvl w:val="0"/>
+          <w:numId w:val="2"/>
+        </w:numPr>
+        <w:rPr>
+          <w:b/>
+          <w:bCs/>
+        </w:rPr>
+      </w:pPr>
+      <w:proofErr w:type="spellStart"/>
+      <w:r>
+        <w:rPr>
+          <w:b/>
+          <w:bCs/>
+        </w:rPr>
+        <w:t>Host</w:t>
+      </w:r>
+      <w:proofErr w:type="spellEnd"/>
+      <w:r>
+        <w:rPr>
+          <w:b/>
+          <w:bCs/>
+        </w:rPr>
+        <w:t xml:space="preserve"> </w:t>
+      </w:r>
+      <w:proofErr w:type="spellStart"/>
+      <w:r>
+        <w:rPr>
+          <w:b/>
+          <w:bCs/>
+        </w:rPr>
+        <w:t>Grotesk</w:t>
+      </w:r>
+      <w:proofErr w:type="spellEnd"/>
+      <w:r>
+        <w:rPr>
+          <w:b/>
+          <w:bCs/>
+        </w:rPr>
+        <w:t>, Félkövér</w:t>
+      </w:r>
+    </w:p>
+    <w:p>
+      <w:pPr>
+        <w:pStyle w:val="Listaszerbekezds"/>
+        <w:numPr>
+          <w:ilvl w:val="1"/>
+          <w:numId w:val="2"/>
+        </w:numPr>
+        <w:rPr>
+          <w:rStyle w:val="Erskiemels"/>
+          <w:i w:val="0"/>
+          <w:iCs w:val="0"/>
+          <w:color w:val="auto"/>
+        </w:rPr>
+      </w:pPr>
+      <w:proofErr w:type="spellStart"/>
+      <w:r>
+        <w:t>Connection</w:t>
+      </w:r>
+      <w:proofErr w:type="spellEnd"/>
+    </w:p>
+    <w:p>
+      <w:pPr>
+        <w:pStyle w:val="Listaszerbekezds"/>
+        <w:numPr>
+          <w:ilvl w:val="0"/>
+          <w:numId w:val="2"/>
+        </w:numPr>
+        <w:rPr>
+          <w:b/>
+          <w:bCs/>
+        </w:rPr>
+      </w:pPr>
+      <w:proofErr w:type="spellStart"/>
+      <w:r>
+        <w:rPr>
+          <w:b/>
+          <w:bCs/>
+        </w:rPr>
+        <w:t>Host</w:t>
+      </w:r>
+      <w:proofErr w:type="spellEnd"/>
+      <w:r>
+        <w:rPr>
+          <w:b/>
+          <w:bCs/>
+        </w:rPr>
+        <w:t xml:space="preserve"> </w:t>
+      </w:r>
+      <w:proofErr w:type="spellStart"/>
+      <w:r>
+        <w:rPr>
+          <w:b/>
+          <w:bCs/>
+        </w:rPr>
+        <w:t>Grotesk</w:t>
+      </w:r>
+      <w:proofErr w:type="spellEnd"/>
+    </w:p>
+    <w:p>
+      <w:pPr>
+        <w:pStyle w:val="Listaszerbekezds"/>
+        <w:numPr>
+          <w:ilvl w:val="1"/>
+          <w:numId w:val="2"/>
+        </w:numPr>
+      </w:pPr>
+      <w:proofErr w:type="spellStart"/>
+      <w:r>
+        <w:t>About</w:t>
+      </w:r>
+      <w:proofErr w:type="spellEnd"/>
+      <w:r>
+        <w:t xml:space="preserve"> </w:t>
+      </w:r>
+      <w:proofErr w:type="spellStart"/>
+      <w:r>
+        <w:t>As</w:t>
+      </w:r>
+      <w:proofErr w:type="spellEnd"/>
+    </w:p>
+    <w:p>
+      <w:pPr>
+        <w:pStyle w:val="Listaszerbekezds"/>
+        <w:numPr>
+          <w:ilvl w:val="1"/>
+          <w:numId w:val="2"/>
+        </w:numPr>
+      </w:pPr>
+      <w:proofErr w:type="spellStart"/>
+      <w:r>
+        <w:t>Terms</w:t>
+      </w:r>
+      <w:proofErr w:type="spellEnd"/>
+      <w:r>
+        <w:t xml:space="preserve"> and policy</w:t>
+      </w:r>
+    </w:p>
+    <w:p>
+      <w:pPr>
+        <w:pStyle w:val="Listaszerbekezds"/>
+        <w:numPr>
+          <w:ilvl w:val="1"/>
+          <w:numId w:val="2"/>
+        </w:numPr>
+      </w:pPr>
+      <w:proofErr w:type="spellStart"/>
+      <w:r>
+        <w:t>S</w:t>
+      </w:r>
+      <w:r>
+        <w:t>upport</w:t>
+      </w:r>
+      <w:proofErr w:type="spellEnd"/>
+      <w:r>
+        <w:t xml:space="preserve">: </w:t>
+      </w:r>
+      <w:hyperlink r:id="rId6" w:history="1">
+        <w:r>
+          <w:rPr>
+            <w:rStyle w:val="Hiperhivatkozs"/>
+          </w:rPr>
+          <w:t>Fit&amp;Mindful.support@gmail.com</w:t>
+        </w:r>
+      </w:hyperlink>
+    </w:p>
+    <w:p>
+      <w:pPr>
+        <w:pStyle w:val="Listaszerbekezds"/>
+        <w:numPr>
+          <w:ilvl w:val="1"/>
+          <w:numId w:val="2"/>
+        </w:numPr>
+      </w:pPr>
+      <w:proofErr w:type="spellStart"/>
+      <w:r>
+        <w:t>Fit&amp;Mindful</w:t>
+      </w:r>
+      <w:proofErr w:type="spellEnd"/>
+      <w:r>
+        <w:t>©</w:t>
+      </w:r>
+    </w:p>
+    <w:p>
+      <w:pPr>
         <w:rPr>
           <w:rStyle w:val="Erskiemels"/>
           <w:sz w:val="26"/>
           <w:szCs w:val="26"/>
         </w:rPr>
-        <w:t xml:space="preserve"> és margók</w:t>
-      </w:r>
-    </w:p>
-    <w:p>
-      <w:pPr>
-        <w:rPr>
-          <w:rStyle w:val="Kiemels"/>
-        </w:rPr>
-      </w:pPr>
-      <w:r>
-        <w:rPr>
-          <w:rStyle w:val="Kiemels"/>
-        </w:rPr>
-        <w:t>Homepage</w:t>
-      </w:r>
-    </w:p>
-    <w:p>
-      <w:pPr>
-        <w:pStyle w:val="Listaszerbekezds"/>
-        <w:numPr>
-          <w:ilvl w:val="0"/>
-          <w:numId w:val="3"/>
-        </w:numPr>
-        <w:rPr>
-          <w:i/>
-          <w:iCs/>
-        </w:rPr>
-      </w:pPr>
-      <w:r>
-        <w:t>Szemre passzoljon a mintához</w:t>
-      </w:r>
-    </w:p>
-    <w:p>
-      <w:pPr>
+      </w:pPr>
+      <w:proofErr w:type="spellStart"/>
+      <w:r>
         <w:rPr>
           <w:rStyle w:val="Erskiemels"/>
           <w:sz w:val="26"/>
           <w:szCs w:val="26"/>
         </w:rPr>
-      </w:pPr>
-    </w:p>
-    <w:p>
-      <w:pPr>
-        <w:rPr>
-          <w:i/>
-          <w:iCs/>
-        </w:rPr>
-      </w:pPr>
-    </w:p>
-    <w:p/>
-    <w:p>
-      <w:pPr>
+        <w:t>Workout</w:t>
+      </w:r>
+      <w:proofErr w:type="spellEnd"/>
+    </w:p>
+    <w:p>
+      <w:pPr>
+        <w:pStyle w:val="Listaszerbekezds"/>
+        <w:numPr>
+          <w:ilvl w:val="0"/>
+          <w:numId w:val="2"/>
+        </w:numPr>
+        <w:rPr>
+          <w:b/>
+          <w:bCs/>
+        </w:rPr>
+      </w:pPr>
+      <w:proofErr w:type="spellStart"/>
+      <w:r>
+        <w:rPr>
+          <w:b/>
+          <w:bCs/>
+        </w:rPr>
+        <w:t>Cardo</w:t>
+      </w:r>
+      <w:proofErr w:type="spellEnd"/>
+    </w:p>
+    <w:p>
+      <w:pPr>
+        <w:pStyle w:val="Listaszerbekezds"/>
+        <w:numPr>
+          <w:ilvl w:val="0"/>
+          <w:numId w:val="2"/>
+        </w:numPr>
+        <w:rPr>
+          <w:b/>
+          <w:bCs/>
+        </w:rPr>
+      </w:pPr>
+      <w:proofErr w:type="spellStart"/>
+      <w:r>
+        <w:rPr>
+          <w:b/>
+          <w:bCs/>
+        </w:rPr>
+        <w:t>Cardo</w:t>
+      </w:r>
+      <w:proofErr w:type="spellEnd"/>
+      <w:r>
+        <w:rPr>
+          <w:b/>
+          <w:bCs/>
+        </w:rPr>
+        <w:t xml:space="preserve">, félkövér </w:t>
+      </w:r>
+    </w:p>
+    <w:p>
+      <w:pPr>
+        <w:pStyle w:val="Listaszerbekezds"/>
+        <w:rPr>
+          <w:b/>
+          <w:bCs/>
+        </w:rPr>
+      </w:pPr>
+    </w:p>
+    <w:p>
+      <w:pPr>
+        <w:pStyle w:val="Listaszerbekezds"/>
+        <w:rPr>
+          <w:b/>
+          <w:bCs/>
+        </w:rPr>
+      </w:pPr>
+    </w:p>
+    <w:p>
+      <w:pPr>
+        <w:pStyle w:val="Listaszerbekezds"/>
+        <w:rPr>
+          <w:b/>
+          <w:bCs/>
+        </w:rPr>
+      </w:pPr>
+    </w:p>
+    <w:p>
+      <w:pPr>
+        <w:ind w:left="708"/>
+        <w:rPr>
+          <w:rStyle w:val="Erskiemels"/>
+          <w:sz w:val="26"/>
+          <w:szCs w:val="26"/>
+        </w:rPr>
+      </w:pPr>
+      <w:proofErr w:type="spellStart"/>
+      <w:r>
+        <w:rPr>
+          <w:rStyle w:val="Erskiemels"/>
+          <w:sz w:val="26"/>
+          <w:szCs w:val="26"/>
+        </w:rPr>
+        <w:t>Workout</w:t>
+      </w:r>
+      <w:proofErr w:type="spellEnd"/>
+      <w:r>
+        <w:rPr>
+          <w:rStyle w:val="Erskiemels"/>
+          <w:sz w:val="26"/>
+          <w:szCs w:val="26"/>
+        </w:rPr>
+        <w:t xml:space="preserve"> </w:t>
+      </w:r>
+      <w:proofErr w:type="spellStart"/>
+      <w:r>
+        <w:rPr>
+          <w:rStyle w:val="Erskiemels"/>
+          <w:sz w:val="26"/>
+          <w:szCs w:val="26"/>
+        </w:rPr>
+        <w:t>options</w:t>
+      </w:r>
+      <w:proofErr w:type="spellEnd"/>
+    </w:p>
+    <w:p>
+      <w:pPr>
+        <w:pStyle w:val="Listaszerbekezds"/>
+        <w:numPr>
+          <w:ilvl w:val="0"/>
+          <w:numId w:val="2"/>
+        </w:numPr>
+        <w:ind w:left="1428"/>
+        <w:rPr>
+          <w:rStyle w:val="Erskiemels"/>
+          <w:b/>
+          <w:bCs/>
+          <w:i w:val="0"/>
+          <w:iCs w:val="0"/>
+          <w:color w:val="auto"/>
+        </w:rPr>
+      </w:pPr>
+      <w:proofErr w:type="spellStart"/>
+      <w:r>
+        <w:rPr>
+          <w:b/>
+          <w:bCs/>
+        </w:rPr>
+        <w:t>Host</w:t>
+      </w:r>
+      <w:proofErr w:type="spellEnd"/>
+      <w:r>
+        <w:rPr>
+          <w:b/>
+          <w:bCs/>
+        </w:rPr>
+        <w:t xml:space="preserve"> </w:t>
+      </w:r>
+      <w:proofErr w:type="spellStart"/>
+      <w:r>
+        <w:rPr>
+          <w:b/>
+          <w:bCs/>
+        </w:rPr>
+        <w:t>Grotesk</w:t>
+      </w:r>
+      <w:proofErr w:type="spellEnd"/>
+      <w:r>
+        <w:rPr>
+          <w:b/>
+          <w:bCs/>
+        </w:rPr>
+        <w:t>, Félkövér</w:t>
+      </w:r>
+    </w:p>
+    <w:p>
+      <w:pPr>
+        <w:ind w:left="708"/>
+        <w:rPr>
+          <w:rStyle w:val="Erskiemels"/>
+          <w:sz w:val="26"/>
+          <w:szCs w:val="26"/>
+        </w:rPr>
+      </w:pPr>
+      <w:r>
+        <w:rPr>
+          <w:rStyle w:val="Erskiemels"/>
+          <w:sz w:val="26"/>
+          <w:szCs w:val="26"/>
+        </w:rPr>
+        <w:t>Maguk az edzések</w:t>
+      </w:r>
+    </w:p>
+    <w:p>
+      <w:pPr>
+        <w:ind w:left="708"/>
+        <w:rPr>
+          <w:rStyle w:val="Erskiemels"/>
+          <w:sz w:val="26"/>
+          <w:szCs w:val="26"/>
+        </w:rPr>
+      </w:pPr>
+      <w:r>
+        <w:rPr>
+          <w:rStyle w:val="Erskiemels"/>
+          <w:sz w:val="26"/>
+          <w:szCs w:val="26"/>
+        </w:rPr>
+        <w:drawing>
+          <wp:inline distT="0" distB="0" distL="0" distR="0" wp14:anchorId="5BEF045C" wp14:editId="581FB341">
+            <wp:extent cx="1924776" cy="1727200"/>
+            <wp:effectExtent l="0" t="0" r="0" b="6350"/>
+            <wp:docPr id="1168518436" name="Kép 1" descr="A képen szöveg, képernyőkép, Betűtípus látható&#10;&#10;Előfordulhat, hogy az AI által létrehozott tartalom helytelen."/>
+            <wp:cNvGraphicFramePr>
+              <a:graphicFrameLocks xmlns:a="http://schemas.openxmlformats.org/drawingml/2006/main" noChangeAspect="1"/>
+            </wp:cNvGraphicFramePr>
+            <a:graphic xmlns:a="http://schemas.openxmlformats.org/drawingml/2006/main">
+              <a:graphicData uri="http://schemas.openxmlformats.org/drawingml/2006/picture">
+                <pic:pic xmlns:pic="http://schemas.openxmlformats.org/drawingml/2006/picture">
+                  <pic:nvPicPr>
+                    <pic:cNvPr id="1168518436" name="Kép 1" descr="A képen szöveg, képernyőkép, Betűtípus látható&#10;&#10;Előfordulhat, hogy az AI által létrehozott tartalom helytelen."/>
+                    <pic:cNvPicPr/>
+                  </pic:nvPicPr>
+                  <pic:blipFill>
+                    <a:blip r:embed="rId7"/>
+                    <a:stretch>
+                      <a:fillRect/>
+                    </a:stretch>
+                  </pic:blipFill>
+                  <pic:spPr>
+                    <a:xfrm>
+                      <a:off x="0" y="0"/>
+                      <a:ext cx="1929707" cy="1731625"/>
+                    </a:xfrm>
+                    <a:prstGeom prst="rect">
+                      <a:avLst/>
+                    </a:prstGeom>
+                  </pic:spPr>
+                </pic:pic>
+              </a:graphicData>
+            </a:graphic>
+          </wp:inline>
+        </w:drawing>
+      </w:r>
+    </w:p>
+    <w:p>
+      <w:pPr>
+        <w:pStyle w:val="Listaszerbekezds"/>
+        <w:numPr>
+          <w:ilvl w:val="0"/>
+          <w:numId w:val="2"/>
+        </w:numPr>
+        <w:ind w:left="1428"/>
+        <w:rPr>
+          <w:b/>
+          <w:bCs/>
+        </w:rPr>
+      </w:pPr>
+      <w:proofErr w:type="spellStart"/>
+      <w:r>
+        <w:rPr>
+          <w:b/>
+          <w:bCs/>
+        </w:rPr>
+        <w:t>Cardo</w:t>
+      </w:r>
+      <w:proofErr w:type="spellEnd"/>
+      <w:r>
+        <w:rPr>
+          <w:b/>
+          <w:bCs/>
+        </w:rPr>
+        <w:t>, félkövér</w:t>
+      </w:r>
+    </w:p>
+    <w:p>
+      <w:pPr>
+        <w:pStyle w:val="Listaszerbekezds"/>
+        <w:numPr>
+          <w:ilvl w:val="1"/>
+          <w:numId w:val="2"/>
+        </w:numPr>
+        <w:ind w:left="2148"/>
+      </w:pPr>
+      <w:r>
+        <w:t xml:space="preserve">Címek (pl. </w:t>
+      </w:r>
+      <w:proofErr w:type="spellStart"/>
+      <w:r>
+        <w:t>Lose</w:t>
+      </w:r>
+      <w:proofErr w:type="spellEnd"/>
+      <w:r>
+        <w:t xml:space="preserve"> </w:t>
+      </w:r>
+      <w:proofErr w:type="spellStart"/>
+      <w:r>
+        <w:t>weight</w:t>
+      </w:r>
+      <w:proofErr w:type="spellEnd"/>
+      <w:r>
+        <w:t xml:space="preserve"> - </w:t>
+      </w:r>
+      <w:proofErr w:type="spellStart"/>
+      <w:r>
+        <w:t>Beginner</w:t>
+      </w:r>
+      <w:proofErr w:type="spellEnd"/>
+      <w:r>
+        <w:t>)</w:t>
+      </w:r>
+    </w:p>
+    <w:p>
+      <w:pPr>
+        <w:pStyle w:val="Listaszerbekezds"/>
+        <w:numPr>
+          <w:ilvl w:val="0"/>
+          <w:numId w:val="2"/>
+        </w:numPr>
+        <w:ind w:left="1428"/>
+        <w:rPr>
+          <w:b/>
+          <w:bCs/>
+        </w:rPr>
+      </w:pPr>
+      <w:r>
+        <w:rPr>
+          <w:b/>
+          <w:bCs/>
+        </w:rPr>
+        <w:t xml:space="preserve"> </w:t>
+      </w:r>
+      <w:proofErr w:type="spellStart"/>
+      <w:r>
+        <w:rPr>
+          <w:b/>
+          <w:bCs/>
+        </w:rPr>
+        <w:t>Host</w:t>
+      </w:r>
+      <w:proofErr w:type="spellEnd"/>
+      <w:r>
+        <w:rPr>
+          <w:b/>
+          <w:bCs/>
+        </w:rPr>
+        <w:t xml:space="preserve"> </w:t>
+      </w:r>
+      <w:proofErr w:type="spellStart"/>
+      <w:r>
+        <w:rPr>
+          <w:b/>
+          <w:bCs/>
+        </w:rPr>
+        <w:t>Grotesk</w:t>
+      </w:r>
+      <w:proofErr w:type="spellEnd"/>
+    </w:p>
+    <w:p>
+      <w:pPr>
+        <w:pStyle w:val="Listaszerbekezds"/>
+        <w:numPr>
+          <w:ilvl w:val="1"/>
+          <w:numId w:val="2"/>
+        </w:numPr>
+        <w:ind w:left="2148"/>
+      </w:pPr>
+      <w:proofErr w:type="spellStart"/>
+      <w:r>
+        <w:t>Sets</w:t>
+      </w:r>
+      <w:proofErr w:type="spellEnd"/>
+      <w:r>
+        <w:t>-ek és számuk</w:t>
+      </w:r>
+    </w:p>
+    <w:p>
+      <w:pPr>
+        <w:pStyle w:val="Listaszerbekezds"/>
+        <w:numPr>
+          <w:ilvl w:val="1"/>
+          <w:numId w:val="2"/>
+        </w:numPr>
+        <w:ind w:left="2148"/>
+      </w:pPr>
+      <w:r>
+        <w:t>Gyakorlat neve és ismétlés száma</w:t>
+      </w:r>
+    </w:p>
+    <w:p>
+      <w:pPr>
+        <w:rPr>
+          <w:rStyle w:val="Erskiemels"/>
+          <w:sz w:val="26"/>
+          <w:szCs w:val="26"/>
+        </w:rPr>
+      </w:pPr>
+    </w:p>
+    <w:p>
+      <w:pPr>
+        <w:rPr>
+          <w:rStyle w:val="Erskiemels"/>
+          <w:sz w:val="26"/>
+          <w:szCs w:val="26"/>
+        </w:rPr>
+      </w:pPr>
+    </w:p>
+    <w:p>
+      <w:pPr>
+        <w:rPr>
+          <w:rStyle w:val="Erskiemels"/>
+          <w:sz w:val="26"/>
+          <w:szCs w:val="26"/>
+        </w:rPr>
+      </w:pPr>
+      <w:proofErr w:type="spellStart"/>
+      <w:r>
+        <w:rPr>
+          <w:rStyle w:val="Erskiemels"/>
+          <w:sz w:val="26"/>
+          <w:szCs w:val="26"/>
+        </w:rPr>
+        <w:lastRenderedPageBreak/>
+        <w:t>Receipes</w:t>
+      </w:r>
+      <w:proofErr w:type="spellEnd"/>
+    </w:p>
+    <w:p>
+      <w:pPr>
+        <w:pStyle w:val="Listaszerbekezds"/>
+        <w:numPr>
+          <w:ilvl w:val="0"/>
+          <w:numId w:val="2"/>
+        </w:numPr>
+        <w:rPr>
+          <w:b/>
+          <w:bCs/>
+        </w:rPr>
+      </w:pPr>
+      <w:proofErr w:type="spellStart"/>
+      <w:r>
+        <w:rPr>
+          <w:b/>
+          <w:bCs/>
+        </w:rPr>
+        <w:t>Cardo</w:t>
+      </w:r>
+      <w:proofErr w:type="spellEnd"/>
+    </w:p>
+    <w:p>
+      <w:pPr>
+        <w:pStyle w:val="Listaszerbekezds"/>
+        <w:numPr>
+          <w:ilvl w:val="1"/>
+          <w:numId w:val="2"/>
+        </w:numPr>
+        <w:rPr>
+          <w:b/>
+          <w:bCs/>
+        </w:rPr>
+      </w:pPr>
+      <w:r>
+        <w:t>Receptek címe</w:t>
+      </w:r>
+    </w:p>
+    <w:p>
+      <w:pPr>
+        <w:pStyle w:val="Listaszerbekezds"/>
+        <w:numPr>
+          <w:ilvl w:val="0"/>
+          <w:numId w:val="2"/>
+        </w:numPr>
+        <w:rPr>
+          <w:b/>
+          <w:bCs/>
+        </w:rPr>
+      </w:pPr>
+      <w:proofErr w:type="spellStart"/>
+      <w:r>
+        <w:rPr>
+          <w:b/>
+          <w:bCs/>
+        </w:rPr>
+        <w:t>Host</w:t>
+      </w:r>
+      <w:proofErr w:type="spellEnd"/>
+      <w:r>
+        <w:rPr>
+          <w:b/>
+          <w:bCs/>
+        </w:rPr>
+        <w:t xml:space="preserve"> </w:t>
+      </w:r>
+      <w:proofErr w:type="spellStart"/>
+      <w:r>
+        <w:rPr>
+          <w:b/>
+          <w:bCs/>
+        </w:rPr>
+        <w:t>Grotesk</w:t>
+      </w:r>
+      <w:proofErr w:type="spellEnd"/>
+      <w:r>
+        <w:rPr>
+          <w:b/>
+          <w:bCs/>
+        </w:rPr>
+        <w:t xml:space="preserve">, </w:t>
+      </w:r>
+      <w:proofErr w:type="spellStart"/>
+      <w:r>
+        <w:rPr>
+          <w:b/>
+          <w:bCs/>
+        </w:rPr>
+        <w:t>Host</w:t>
+      </w:r>
+      <w:proofErr w:type="spellEnd"/>
+      <w:r>
+        <w:rPr>
+          <w:b/>
+          <w:bCs/>
+        </w:rPr>
+        <w:t xml:space="preserve"> </w:t>
+      </w:r>
+      <w:proofErr w:type="spellStart"/>
+      <w:r>
+        <w:rPr>
+          <w:b/>
+          <w:bCs/>
+        </w:rPr>
+        <w:t>Grotesk</w:t>
+      </w:r>
+      <w:proofErr w:type="spellEnd"/>
+      <w:r>
+        <w:rPr>
+          <w:b/>
+          <w:bCs/>
+        </w:rPr>
+        <w:t xml:space="preserve"> félkövér</w:t>
+      </w:r>
+    </w:p>
+    <w:p>
+      <w:pPr>
+        <w:pStyle w:val="Listaszerbekezds"/>
+        <w:numPr>
+          <w:ilvl w:val="1"/>
+          <w:numId w:val="2"/>
+        </w:numPr>
+        <w:rPr>
+          <w:b/>
+          <w:bCs/>
+        </w:rPr>
+      </w:pPr>
+      <w:r>
+        <w:t>Re</w:t>
+      </w:r>
+      <w:r>
+        <w:t>ceptek l</w:t>
+      </w:r>
+      <w:r>
+        <w:t>eírása</w:t>
+      </w:r>
+    </w:p>
+    <w:p>
+      <w:pPr>
+        <w:rPr>
+          <w:rStyle w:val="Erskiemels"/>
+          <w:sz w:val="26"/>
+          <w:szCs w:val="26"/>
+        </w:rPr>
+      </w:pPr>
+      <w:proofErr w:type="spellStart"/>
+      <w:r>
+        <w:rPr>
+          <w:rStyle w:val="Erskiemels"/>
+          <w:sz w:val="26"/>
+          <w:szCs w:val="26"/>
+        </w:rPr>
+        <w:t>Food</w:t>
+      </w:r>
+      <w:proofErr w:type="spellEnd"/>
+      <w:r>
+        <w:rPr>
+          <w:rStyle w:val="Erskiemels"/>
+          <w:sz w:val="26"/>
+          <w:szCs w:val="26"/>
+        </w:rPr>
+        <w:t xml:space="preserve"> </w:t>
+      </w:r>
+      <w:proofErr w:type="spellStart"/>
+      <w:r>
+        <w:rPr>
+          <w:rStyle w:val="Erskiemels"/>
+          <w:sz w:val="26"/>
+          <w:szCs w:val="26"/>
+        </w:rPr>
+        <w:t>diary</w:t>
+      </w:r>
+      <w:proofErr w:type="spellEnd"/>
+      <w:r>
+        <w:rPr>
+          <w:rStyle w:val="Erskiemels"/>
+          <w:sz w:val="26"/>
+          <w:szCs w:val="26"/>
+        </w:rPr>
+        <w:t xml:space="preserve"> /Journal</w:t>
+      </w:r>
+    </w:p>
+    <w:p>
+      <w:pPr>
+        <w:ind w:left="708"/>
+        <w:rPr>
+          <w:rStyle w:val="Erskiemels"/>
+        </w:rPr>
+      </w:pPr>
+      <w:proofErr w:type="spellStart"/>
+      <w:r>
+        <w:rPr>
+          <w:rStyle w:val="Erskiemels"/>
+        </w:rPr>
+        <w:t>User</w:t>
+      </w:r>
+      <w:proofErr w:type="spellEnd"/>
+    </w:p>
+    <w:p>
+      <w:pPr>
+        <w:pStyle w:val="Listaszerbekezds"/>
+        <w:numPr>
+          <w:ilvl w:val="0"/>
+          <w:numId w:val="4"/>
+        </w:numPr>
         <w:rPr>
           <w:i/>
           <w:iCs/>
           <w:color w:val="0F4761" w:themeColor="accent1" w:themeShade="BF"/>
         </w:rPr>
       </w:pPr>
-      <w:r>
-        <w:br w:type="page"/>
-      </w:r>
-      <w:r>
-        <w:lastRenderedPageBreak/>
-        <w:t>Időzítők</w:t>
-      </w:r>
-    </w:p>
-    <w:p>
-      <w:pPr>
-        <w:pStyle w:val="Kiemeltidzet"/>
-      </w:pPr>
-      <w:r>
-        <w:t xml:space="preserve">Alapok weboldal </w:t>
-      </w:r>
-      <w:proofErr w:type="spellStart"/>
-      <w:r>
-        <w:t>strukturája</w:t>
-      </w:r>
-      <w:proofErr w:type="spellEnd"/>
-      <w:r>
-        <w:t xml:space="preserve"> kapcsán</w:t>
-      </w:r>
-    </w:p>
-    <w:p>
-      <w:pPr>
-        <w:rPr>
-          <w:b/>
-          <w:bCs/>
-        </w:rPr>
-      </w:pPr>
-      <w:r>
-        <w:rPr>
-          <w:b/>
-          <w:bCs/>
-        </w:rPr>
-        <w:t>Ide olyasmiket írok le, amiket a mintán nem látni és fontos.</w:t>
-      </w:r>
-    </w:p>
-    <w:p>
-      <w:pPr>
+      <w:proofErr w:type="spellStart"/>
+      <w:r>
+        <w:rPr>
+          <w:b/>
+          <w:bCs/>
+        </w:rPr>
+        <w:t>Cardo</w:t>
+      </w:r>
+      <w:proofErr w:type="spellEnd"/>
+      <w:r>
+        <w:rPr>
+          <w:b/>
+          <w:bCs/>
+        </w:rPr>
+        <w:t>, félkövér</w:t>
+      </w:r>
+    </w:p>
+    <w:p>
+      <w:pPr>
+        <w:pStyle w:val="Listaszerbekezds"/>
+        <w:numPr>
+          <w:ilvl w:val="1"/>
+          <w:numId w:val="4"/>
+        </w:numPr>
+        <w:rPr>
+          <w:rStyle w:val="Erskiemels"/>
+        </w:rPr>
+      </w:pPr>
+      <w:r>
+        <w:t>A szövegek</w:t>
+      </w:r>
+      <w:r>
+        <w:t>, amik a regisztrációra/</w:t>
+      </w:r>
+      <w:proofErr w:type="spellStart"/>
+      <w:r>
+        <w:t>bejelentkezére</w:t>
+      </w:r>
+      <w:proofErr w:type="spellEnd"/>
+      <w:r>
+        <w:t xml:space="preserve"> buzdítják</w:t>
+      </w:r>
+    </w:p>
+    <w:p>
+      <w:pPr>
+        <w:ind w:left="708"/>
+        <w:rPr>
+          <w:rStyle w:val="Erskiemels"/>
+        </w:rPr>
+      </w:pPr>
+      <w:r>
+        <w:rPr>
+          <w:rStyle w:val="Erskiemels"/>
+        </w:rPr>
+        <w:t>Profil</w:t>
+      </w:r>
+    </w:p>
+    <w:p>
+      <w:pPr>
+        <w:pStyle w:val="Listaszerbekezds"/>
+        <w:numPr>
+          <w:ilvl w:val="0"/>
+          <w:numId w:val="4"/>
+        </w:numPr>
         <w:rPr>
           <w:i/>
           <w:iCs/>
-        </w:rPr>
-      </w:pPr>
-      <w:r>
+          <w:color w:val="0F4761" w:themeColor="accent1" w:themeShade="BF"/>
+        </w:rPr>
+      </w:pPr>
+      <w:proofErr w:type="spellStart"/>
+      <w:r>
+        <w:rPr>
+          <w:b/>
+          <w:bCs/>
+        </w:rPr>
+        <w:t>Host</w:t>
+      </w:r>
+      <w:proofErr w:type="spellEnd"/>
+      <w:r>
+        <w:rPr>
+          <w:b/>
+          <w:bCs/>
+        </w:rPr>
+        <w:t xml:space="preserve"> </w:t>
+      </w:r>
+      <w:proofErr w:type="spellStart"/>
+      <w:r>
+        <w:rPr>
+          <w:b/>
+          <w:bCs/>
+        </w:rPr>
+        <w:t>Grotesk</w:t>
+      </w:r>
+      <w:proofErr w:type="spellEnd"/>
+      <w:r>
+        <w:rPr>
+          <w:b/>
+          <w:bCs/>
+        </w:rPr>
+        <w:t>, félkövér</w:t>
+      </w:r>
+    </w:p>
+    <w:p>
+      <w:pPr>
+        <w:pStyle w:val="Listaszerbekezds"/>
+        <w:numPr>
+          <w:ilvl w:val="1"/>
+          <w:numId w:val="4"/>
+        </w:numPr>
         <w:rPr>
           <w:i/>
           <w:iCs/>
-        </w:rPr>
-        <w:t>Azt nem fogom meghatározni például, hogy a Kezdőlapon a</w:t>
-      </w:r>
-      <w:r>
+          <w:color w:val="0F4761" w:themeColor="accent1" w:themeShade="BF"/>
+        </w:rPr>
+      </w:pPr>
+      <w:r>
+        <w:t>Dátumok</w:t>
+      </w:r>
+    </w:p>
+    <w:p>
+      <w:pPr>
+        <w:pStyle w:val="Listaszerbekezds"/>
+        <w:numPr>
+          <w:ilvl w:val="1"/>
+          <w:numId w:val="4"/>
+        </w:numPr>
         <w:rPr>
           <w:i/>
           <w:iCs/>
-        </w:rPr>
-        <w:t>z</w:t>
-      </w:r>
-      <w:r>
+          <w:color w:val="0F4761" w:themeColor="accent1" w:themeShade="BF"/>
+        </w:rPr>
+      </w:pPr>
+      <w:proofErr w:type="spellStart"/>
+      <w:r>
+        <w:t>Nutrients</w:t>
+      </w:r>
+      <w:proofErr w:type="spellEnd"/>
+      <w:r>
+        <w:t xml:space="preserve"> </w:t>
+      </w:r>
+      <w:proofErr w:type="spellStart"/>
+      <w:r>
+        <w:t>intake</w:t>
+      </w:r>
+      <w:proofErr w:type="spellEnd"/>
+    </w:p>
+    <w:p>
+      <w:pPr>
+        <w:pStyle w:val="Listaszerbekezds"/>
+        <w:numPr>
+          <w:ilvl w:val="1"/>
+          <w:numId w:val="4"/>
+        </w:numPr>
         <w:rPr>
           <w:i/>
           <w:iCs/>
-        </w:rPr>
-        <w:t xml:space="preserve"> Ajánlataink résznél az elemeket </w:t>
-      </w:r>
-      <w:proofErr w:type="spellStart"/>
-      <w:r>
+          <w:color w:val="0F4761" w:themeColor="accent1" w:themeShade="BF"/>
+        </w:rPr>
+      </w:pPr>
+      <w:r>
+        <w:t>4 fő tápanyag</w:t>
+      </w:r>
+    </w:p>
+    <w:p>
+      <w:pPr>
+        <w:pStyle w:val="Listaszerbekezds"/>
+        <w:numPr>
+          <w:ilvl w:val="0"/>
+          <w:numId w:val="4"/>
+        </w:numPr>
         <w:rPr>
           <w:i/>
           <w:iCs/>
-        </w:rPr>
-        <w:t>carddal</w:t>
-      </w:r>
-      <w:proofErr w:type="spellEnd"/>
-      <w:r>
+          <w:color w:val="0F4761" w:themeColor="accent1" w:themeShade="BF"/>
+        </w:rPr>
+      </w:pPr>
+      <w:proofErr w:type="spellStart"/>
+      <w:r>
+        <w:rPr>
+          <w:b/>
+          <w:bCs/>
+        </w:rPr>
+        <w:t>Host</w:t>
+      </w:r>
+      <w:proofErr w:type="spellEnd"/>
+      <w:r>
+        <w:rPr>
+          <w:b/>
+          <w:bCs/>
+        </w:rPr>
+        <w:t xml:space="preserve"> </w:t>
+      </w:r>
+      <w:proofErr w:type="spellStart"/>
+      <w:r>
+        <w:rPr>
+          <w:b/>
+          <w:bCs/>
+        </w:rPr>
+        <w:t>Grotesk</w:t>
+      </w:r>
+      <w:proofErr w:type="spellEnd"/>
+    </w:p>
+    <w:p>
+      <w:pPr>
+        <w:pStyle w:val="Listaszerbekezds"/>
+        <w:numPr>
+          <w:ilvl w:val="1"/>
+          <w:numId w:val="4"/>
+        </w:numPr>
         <w:rPr>
           <w:i/>
           <w:iCs/>
-        </w:rPr>
-        <w:t xml:space="preserve"> kell megoldani, mert a módszer majd a fejlesztés során, úgy is adja majd magát</w:t>
-      </w:r>
-      <w:r>
+          <w:color w:val="0F4761" w:themeColor="accent1" w:themeShade="BF"/>
+        </w:rPr>
+      </w:pPr>
+      <w:r>
+        <w:t>Többi szöveg</w:t>
+      </w:r>
+    </w:p>
+    <w:p>
+      <w:pPr>
+        <w:rPr>
+          <w:rStyle w:val="Erskiemels"/>
+          <w:sz w:val="26"/>
+          <w:szCs w:val="26"/>
+        </w:rPr>
+      </w:pPr>
+    </w:p>
+    <w:p>
+      <w:pPr>
+        <w:rPr>
+          <w:rStyle w:val="Erskiemels"/>
+          <w:sz w:val="26"/>
+          <w:szCs w:val="26"/>
+        </w:rPr>
+      </w:pPr>
+      <w:proofErr w:type="spellStart"/>
+      <w:r>
+        <w:rPr>
+          <w:rStyle w:val="Erskiemels"/>
+          <w:sz w:val="26"/>
+          <w:szCs w:val="26"/>
+        </w:rPr>
+        <w:t>Mental</w:t>
+      </w:r>
+      <w:proofErr w:type="spellEnd"/>
+      <w:r>
+        <w:rPr>
+          <w:rStyle w:val="Erskiemels"/>
+          <w:sz w:val="26"/>
+          <w:szCs w:val="26"/>
+        </w:rPr>
+        <w:t xml:space="preserve"> Health</w:t>
+      </w:r>
+    </w:p>
+    <w:p>
+      <w:pPr>
+        <w:pStyle w:val="Listaszerbekezds"/>
+        <w:numPr>
+          <w:ilvl w:val="0"/>
+          <w:numId w:val="4"/>
+        </w:numPr>
         <w:rPr>
           <w:i/>
           <w:iCs/>
-        </w:rPr>
-        <w:t>.</w:t>
-      </w:r>
-    </w:p>
+          <w:color w:val="0F4761" w:themeColor="accent1" w:themeShade="BF"/>
+        </w:rPr>
+      </w:pPr>
+      <w:proofErr w:type="spellStart"/>
+      <w:r>
+        <w:rPr>
+          <w:b/>
+          <w:bCs/>
+        </w:rPr>
+        <w:t>Cardo</w:t>
+      </w:r>
+      <w:proofErr w:type="spellEnd"/>
+      <w:r>
+        <w:rPr>
+          <w:b/>
+          <w:bCs/>
+        </w:rPr>
+        <w:t>, félkövér</w:t>
+      </w:r>
+    </w:p>
+    <w:p>
+      <w:pPr>
+        <w:pStyle w:val="Listaszerbekezds"/>
+        <w:numPr>
+          <w:ilvl w:val="0"/>
+          <w:numId w:val="4"/>
+        </w:numPr>
+        <w:rPr>
+          <w:i/>
+          <w:iCs/>
+          <w:color w:val="0F4761" w:themeColor="accent1" w:themeShade="BF"/>
+        </w:rPr>
+      </w:pPr>
+      <w:proofErr w:type="spellStart"/>
+      <w:r>
+        <w:rPr>
+          <w:b/>
+          <w:bCs/>
+        </w:rPr>
+        <w:t>Cardo</w:t>
+      </w:r>
+      <w:proofErr w:type="spellEnd"/>
+    </w:p>
+    <w:p>
+      <w:pPr>
+        <w:ind w:left="1416" w:firstLine="708"/>
+        <w:rPr>
+          <w:rStyle w:val="Erskiemels"/>
+          <w:sz w:val="26"/>
+          <w:szCs w:val="26"/>
+        </w:rPr>
+      </w:pPr>
+      <w:proofErr w:type="spellStart"/>
+      <w:r>
+        <w:rPr>
+          <w:rStyle w:val="Erskiemels"/>
+          <w:sz w:val="26"/>
+          <w:szCs w:val="26"/>
+        </w:rPr>
+        <w:t>Challanges</w:t>
+      </w:r>
+      <w:proofErr w:type="spellEnd"/>
+    </w:p>
+    <w:p>
+      <w:pPr>
+        <w:pStyle w:val="Listaszerbekezds"/>
+        <w:numPr>
+          <w:ilvl w:val="0"/>
+          <w:numId w:val="5"/>
+        </w:numPr>
+        <w:rPr>
+          <w:i/>
+          <w:iCs/>
+          <w:color w:val="0F4761" w:themeColor="accent1" w:themeShade="BF"/>
+        </w:rPr>
+      </w:pPr>
+      <w:proofErr w:type="spellStart"/>
+      <w:r>
+        <w:rPr>
+          <w:b/>
+          <w:bCs/>
+        </w:rPr>
+        <w:t>Cardo</w:t>
+      </w:r>
+      <w:proofErr w:type="spellEnd"/>
+      <w:r>
+        <w:rPr>
+          <w:b/>
+          <w:bCs/>
+        </w:rPr>
+        <w:t>, félkövér</w:t>
+      </w:r>
+    </w:p>
+    <w:p>
+      <w:pPr>
+        <w:pStyle w:val="Listaszerbekezds"/>
+        <w:numPr>
+          <w:ilvl w:val="1"/>
+          <w:numId w:val="5"/>
+        </w:numPr>
+        <w:rPr>
+          <w:i/>
+          <w:iCs/>
+          <w:color w:val="0F4761" w:themeColor="accent1" w:themeShade="BF"/>
+        </w:rPr>
+      </w:pPr>
+      <w:r>
+        <w:t>Téma címe</w:t>
+      </w:r>
+    </w:p>
+    <w:p>
+      <w:pPr>
+        <w:pStyle w:val="Listaszerbekezds"/>
+        <w:numPr>
+          <w:ilvl w:val="0"/>
+          <w:numId w:val="5"/>
+        </w:numPr>
+        <w:rPr>
+          <w:i/>
+          <w:iCs/>
+          <w:color w:val="0F4761" w:themeColor="accent1" w:themeShade="BF"/>
+        </w:rPr>
+      </w:pPr>
+      <w:proofErr w:type="spellStart"/>
+      <w:r>
+        <w:rPr>
+          <w:b/>
+          <w:bCs/>
+        </w:rPr>
+        <w:t>Host</w:t>
+      </w:r>
+      <w:proofErr w:type="spellEnd"/>
+      <w:r>
+        <w:rPr>
+          <w:b/>
+          <w:bCs/>
+        </w:rPr>
+        <w:t xml:space="preserve"> </w:t>
+      </w:r>
+      <w:proofErr w:type="spellStart"/>
+      <w:r>
+        <w:rPr>
+          <w:b/>
+          <w:bCs/>
+        </w:rPr>
+        <w:t>Grotesk</w:t>
+      </w:r>
+      <w:proofErr w:type="spellEnd"/>
+      <w:r>
+        <w:rPr>
+          <w:b/>
+          <w:bCs/>
+        </w:rPr>
+        <w:t>, félkövér</w:t>
+      </w:r>
+    </w:p>
+    <w:p>
+      <w:pPr>
+        <w:pStyle w:val="Listaszerbekezds"/>
+        <w:numPr>
+          <w:ilvl w:val="1"/>
+          <w:numId w:val="5"/>
+        </w:numPr>
+        <w:rPr>
+          <w:i/>
+          <w:iCs/>
+          <w:color w:val="0F4761" w:themeColor="accent1" w:themeShade="BF"/>
+        </w:rPr>
+      </w:pPr>
+      <w:r>
+        <w:t xml:space="preserve">Kihívás </w:t>
+      </w:r>
+      <w:r>
+        <w:t>neve</w:t>
+      </w:r>
+    </w:p>
+    <w:p>
+      <w:pPr>
+        <w:pStyle w:val="Listaszerbekezds"/>
+        <w:numPr>
+          <w:ilvl w:val="0"/>
+          <w:numId w:val="5"/>
+        </w:numPr>
+        <w:rPr>
+          <w:i/>
+          <w:iCs/>
+          <w:color w:val="0F4761" w:themeColor="accent1" w:themeShade="BF"/>
+        </w:rPr>
+      </w:pPr>
+      <w:proofErr w:type="spellStart"/>
+      <w:r>
+        <w:rPr>
+          <w:b/>
+          <w:bCs/>
+        </w:rPr>
+        <w:t>Host</w:t>
+      </w:r>
+      <w:proofErr w:type="spellEnd"/>
+      <w:r>
+        <w:rPr>
+          <w:b/>
+          <w:bCs/>
+        </w:rPr>
+        <w:t xml:space="preserve"> </w:t>
+      </w:r>
+      <w:proofErr w:type="spellStart"/>
+      <w:r>
+        <w:rPr>
+          <w:b/>
+          <w:bCs/>
+        </w:rPr>
+        <w:t>Grotesk</w:t>
+      </w:r>
+      <w:proofErr w:type="spellEnd"/>
+      <w:r>
+        <w:rPr>
+          <w:b/>
+          <w:bCs/>
+        </w:rPr>
+        <w:t xml:space="preserve">, </w:t>
+      </w:r>
+      <w:r>
+        <w:rPr>
+          <w:b/>
+          <w:bCs/>
+        </w:rPr>
+        <w:t>dőlt</w:t>
+      </w:r>
+    </w:p>
+    <w:p>
+      <w:pPr>
+        <w:pStyle w:val="Listaszerbekezds"/>
+        <w:numPr>
+          <w:ilvl w:val="1"/>
+          <w:numId w:val="5"/>
+        </w:numPr>
+      </w:pPr>
+      <w:r>
+        <w:t>Hányadik hét</w:t>
+      </w:r>
+    </w:p>
+    <w:p>
+      <w:pPr>
+        <w:pStyle w:val="Listaszerbekezds"/>
+        <w:numPr>
+          <w:ilvl w:val="0"/>
+          <w:numId w:val="5"/>
+        </w:numPr>
+        <w:rPr>
+          <w:i/>
+          <w:iCs/>
+          <w:color w:val="0F4761" w:themeColor="accent1" w:themeShade="BF"/>
+        </w:rPr>
+      </w:pPr>
+      <w:proofErr w:type="spellStart"/>
+      <w:r>
+        <w:rPr>
+          <w:b/>
+          <w:bCs/>
+        </w:rPr>
+        <w:t>Host</w:t>
+      </w:r>
+      <w:proofErr w:type="spellEnd"/>
+      <w:r>
+        <w:rPr>
+          <w:b/>
+          <w:bCs/>
+        </w:rPr>
+        <w:t xml:space="preserve"> </w:t>
+      </w:r>
+      <w:proofErr w:type="spellStart"/>
+      <w:r>
+        <w:rPr>
+          <w:b/>
+          <w:bCs/>
+        </w:rPr>
+        <w:t>Grotesk</w:t>
+      </w:r>
+      <w:proofErr w:type="spellEnd"/>
+    </w:p>
+    <w:p>
+      <w:pPr>
+        <w:pStyle w:val="Listaszerbekezds"/>
+        <w:numPr>
+          <w:ilvl w:val="1"/>
+          <w:numId w:val="5"/>
+        </w:numPr>
+      </w:pPr>
+      <w:r>
+        <w:t>Kihívást leíró szöveg</w:t>
+      </w:r>
+    </w:p>
+    <w:p>
+      <w:pPr>
+        <w:rPr>
+          <w:rStyle w:val="Erskiemels"/>
+          <w:sz w:val="26"/>
+          <w:szCs w:val="26"/>
+        </w:rPr>
+      </w:pPr>
+      <w:proofErr w:type="spellStart"/>
+      <w:r>
+        <w:rPr>
+          <w:rStyle w:val="Erskiemels"/>
+          <w:sz w:val="26"/>
+          <w:szCs w:val="26"/>
+        </w:rPr>
+        <w:t>Settings</w:t>
+      </w:r>
+      <w:proofErr w:type="spellEnd"/>
+    </w:p>
+    <w:p>
+      <w:pPr>
+        <w:pStyle w:val="Listaszerbekezds"/>
+        <w:numPr>
+          <w:ilvl w:val="0"/>
+          <w:numId w:val="2"/>
+        </w:numPr>
+        <w:rPr>
+          <w:b/>
+          <w:bCs/>
+        </w:rPr>
+      </w:pPr>
+      <w:proofErr w:type="spellStart"/>
+      <w:r>
+        <w:rPr>
+          <w:b/>
+          <w:bCs/>
+        </w:rPr>
+        <w:t>Cardo</w:t>
+      </w:r>
+      <w:proofErr w:type="spellEnd"/>
+    </w:p>
+    <w:p>
+      <w:pPr>
+        <w:pStyle w:val="Listaszerbekezds"/>
+        <w:numPr>
+          <w:ilvl w:val="1"/>
+          <w:numId w:val="2"/>
+        </w:numPr>
+        <w:rPr>
+          <w:b/>
+          <w:bCs/>
+        </w:rPr>
+      </w:pPr>
+      <w:r>
+        <w:t xml:space="preserve">General </w:t>
+      </w:r>
+      <w:proofErr w:type="spellStart"/>
+      <w:r>
+        <w:t>settings</w:t>
+      </w:r>
+      <w:proofErr w:type="spellEnd"/>
+    </w:p>
+    <w:p>
+      <w:pPr>
+        <w:pStyle w:val="Listaszerbekezds"/>
+        <w:numPr>
+          <w:ilvl w:val="1"/>
+          <w:numId w:val="2"/>
+        </w:numPr>
+        <w:rPr>
+          <w:b/>
+          <w:bCs/>
+        </w:rPr>
+      </w:pPr>
+      <w:proofErr w:type="spellStart"/>
+      <w:r>
+        <w:t>Password</w:t>
+      </w:r>
+      <w:proofErr w:type="spellEnd"/>
+    </w:p>
+    <w:p>
+      <w:pPr>
+        <w:pStyle w:val="Listaszerbekezds"/>
+        <w:numPr>
+          <w:ilvl w:val="1"/>
+          <w:numId w:val="2"/>
+        </w:numPr>
+        <w:rPr>
+          <w:b/>
+          <w:bCs/>
+        </w:rPr>
+      </w:pPr>
+      <w:r>
+        <w:t>Log out</w:t>
+      </w:r>
+    </w:p>
+    <w:p>
+      <w:pPr>
+        <w:pStyle w:val="Listaszerbekezds"/>
+        <w:numPr>
+          <w:ilvl w:val="1"/>
+          <w:numId w:val="2"/>
+        </w:numPr>
+        <w:rPr>
+          <w:b/>
+          <w:bCs/>
+        </w:rPr>
+      </w:pPr>
+      <w:proofErr w:type="spellStart"/>
+      <w:r>
+        <w:lastRenderedPageBreak/>
+        <w:t>Delete</w:t>
+      </w:r>
+      <w:proofErr w:type="spellEnd"/>
+      <w:r>
+        <w:t xml:space="preserve"> </w:t>
+      </w:r>
+      <w:proofErr w:type="spellStart"/>
+      <w:r>
+        <w:t>Profile</w:t>
+      </w:r>
+      <w:proofErr w:type="spellEnd"/>
+    </w:p>
+    <w:p>
+      <w:pPr>
+        <w:pStyle w:val="Listaszerbekezds"/>
+        <w:numPr>
+          <w:ilvl w:val="0"/>
+          <w:numId w:val="2"/>
+        </w:numPr>
+        <w:rPr>
+          <w:b/>
+          <w:bCs/>
+        </w:rPr>
+      </w:pPr>
+      <w:proofErr w:type="spellStart"/>
+      <w:r>
+        <w:rPr>
+          <w:b/>
+          <w:bCs/>
+        </w:rPr>
+        <w:t>Host</w:t>
+      </w:r>
+      <w:proofErr w:type="spellEnd"/>
+      <w:r>
+        <w:rPr>
+          <w:b/>
+          <w:bCs/>
+        </w:rPr>
+        <w:t xml:space="preserve"> </w:t>
+      </w:r>
+      <w:proofErr w:type="spellStart"/>
+      <w:r>
+        <w:rPr>
+          <w:b/>
+          <w:bCs/>
+        </w:rPr>
+        <w:t>Grotesk</w:t>
+      </w:r>
+      <w:proofErr w:type="spellEnd"/>
+      <w:r>
+        <w:rPr>
+          <w:b/>
+          <w:bCs/>
+        </w:rPr>
+        <w:t xml:space="preserve">, </w:t>
+      </w:r>
+      <w:proofErr w:type="spellStart"/>
+      <w:r>
+        <w:rPr>
+          <w:b/>
+          <w:bCs/>
+        </w:rPr>
+        <w:t>Host</w:t>
+      </w:r>
+      <w:proofErr w:type="spellEnd"/>
+      <w:r>
+        <w:rPr>
+          <w:b/>
+          <w:bCs/>
+        </w:rPr>
+        <w:t xml:space="preserve"> </w:t>
+      </w:r>
+      <w:proofErr w:type="spellStart"/>
+      <w:r>
+        <w:rPr>
+          <w:b/>
+          <w:bCs/>
+        </w:rPr>
+        <w:t>Grotesk</w:t>
+      </w:r>
+      <w:proofErr w:type="spellEnd"/>
+      <w:r>
+        <w:rPr>
+          <w:b/>
+          <w:bCs/>
+        </w:rPr>
+        <w:t xml:space="preserve"> félkövér</w:t>
+      </w:r>
+    </w:p>
+    <w:p>
+      <w:pPr>
+        <w:pStyle w:val="Listaszerbekezds"/>
+        <w:numPr>
+          <w:ilvl w:val="1"/>
+          <w:numId w:val="2"/>
+        </w:numPr>
+        <w:rPr>
+          <w:b/>
+          <w:bCs/>
+        </w:rPr>
+      </w:pPr>
+      <w:r>
+        <w:t>Többi szöveg</w:t>
+      </w:r>
+    </w:p>
+    <w:p>
+      <w:pPr>
+        <w:rPr>
+          <w:rStyle w:val="Erskiemels"/>
+          <w:sz w:val="26"/>
+          <w:szCs w:val="26"/>
+        </w:rPr>
+      </w:pPr>
+    </w:p>
+    <w:p/>
     <w:p>
       <w:pPr>
         <w:pStyle w:val="Cmsor2"/>
       </w:pPr>
-      <w:proofErr w:type="spellStart"/>
-      <w:r>
-        <w:t>Navbár</w:t>
-      </w:r>
-      <w:proofErr w:type="spellEnd"/>
-    </w:p>
-    <w:p>
-      <w:proofErr w:type="spellStart"/>
-      <w:r>
-        <w:t>Navbárban</w:t>
-      </w:r>
-      <w:proofErr w:type="spellEnd"/>
-      <w:r>
-        <w:t xml:space="preserve"> megjelenő menüpontok:</w:t>
-      </w:r>
-    </w:p>
-    <w:p>
-      <w:r>
-        <w:t xml:space="preserve"> - Kezdőlap</w:t>
-      </w:r>
-    </w:p>
-    <w:p>
-      <w:r>
-        <w:t xml:space="preserve"> - </w:t>
-      </w:r>
-      <w:proofErr w:type="spellStart"/>
-      <w:r>
-        <w:t>Workouts</w:t>
-      </w:r>
-      <w:proofErr w:type="spellEnd"/>
-    </w:p>
-    <w:p>
-      <w:r>
-        <w:t xml:space="preserve"> - </w:t>
-      </w:r>
-      <w:proofErr w:type="spellStart"/>
-      <w:r>
-        <w:t>Receipes</w:t>
-      </w:r>
-      <w:proofErr w:type="spellEnd"/>
-    </w:p>
-    <w:p>
-      <w:r>
-        <w:t xml:space="preserve"> - </w:t>
-      </w:r>
-      <w:proofErr w:type="spellStart"/>
-      <w:r>
-        <w:t>Mental</w:t>
-      </w:r>
-      <w:proofErr w:type="spellEnd"/>
-      <w:r>
-        <w:t xml:space="preserve"> </w:t>
-      </w:r>
-      <w:proofErr w:type="spellStart"/>
-      <w:r>
-        <w:t>health</w:t>
-      </w:r>
-      <w:proofErr w:type="spellEnd"/>
-    </w:p>
-    <w:p>
-      <w:r>
-        <w:t xml:space="preserve"> - </w:t>
-      </w:r>
-      <w:proofErr w:type="spellStart"/>
-      <w:r>
-        <w:t>Sign</w:t>
-      </w:r>
-      <w:proofErr w:type="spellEnd"/>
-      <w:r>
-        <w:t xml:space="preserve"> In</w:t>
-      </w:r>
-    </w:p>
+      <w:r>
+        <w:t>Méretek</w:t>
+      </w:r>
+    </w:p>
+    <w:p>
+      <w:pPr>
+        <w:rPr>
+          <w:rStyle w:val="Erskiemels"/>
+          <w:sz w:val="26"/>
+          <w:szCs w:val="26"/>
+        </w:rPr>
+      </w:pPr>
+      <w:r>
+        <w:rPr>
+          <w:rStyle w:val="Erskiemels"/>
+          <w:sz w:val="26"/>
+          <w:szCs w:val="26"/>
+        </w:rPr>
+        <w:t>Betűméretek</w:t>
+      </w:r>
+    </w:p>
+    <w:p>
+      <w:pPr>
+        <w:pStyle w:val="Listaszerbekezds"/>
+        <w:numPr>
+          <w:ilvl w:val="0"/>
+          <w:numId w:val="3"/>
+        </w:numPr>
+        <w:rPr>
+          <w:i/>
+          <w:iCs/>
+        </w:rPr>
+      </w:pPr>
+      <w:r>
+        <w:t>Szemre passzoljon a mintához</w:t>
+      </w:r>
+      <w:r>
+        <w:t xml:space="preserve"> (95, 41, 23, 20, 19, 18, 16.. volt használva, ehhez közelítsen)</w:t>
+      </w:r>
+    </w:p>
+    <w:p>
+      <w:pPr>
+        <w:rPr>
+          <w:rStyle w:val="Erskiemels"/>
+          <w:sz w:val="26"/>
+          <w:szCs w:val="26"/>
+        </w:rPr>
+      </w:pPr>
+      <w:proofErr w:type="spellStart"/>
+      <w:r>
+        <w:rPr>
+          <w:rStyle w:val="Erskiemels"/>
+          <w:sz w:val="26"/>
+          <w:szCs w:val="26"/>
+        </w:rPr>
+        <w:t>Padding</w:t>
+      </w:r>
+      <w:proofErr w:type="spellEnd"/>
+      <w:r>
+        <w:rPr>
+          <w:rStyle w:val="Erskiemels"/>
+          <w:sz w:val="26"/>
+          <w:szCs w:val="26"/>
+        </w:rPr>
+        <w:t xml:space="preserve"> és margók</w:t>
+      </w:r>
+    </w:p>
+    <w:p>
+      <w:pPr>
+        <w:pStyle w:val="Listaszerbekezds"/>
+        <w:numPr>
+          <w:ilvl w:val="0"/>
+          <w:numId w:val="3"/>
+        </w:numPr>
+        <w:rPr>
+          <w:i/>
+          <w:iCs/>
+        </w:rPr>
+      </w:pPr>
+      <w:r>
+        <w:t>Szemre passzoljon a mintához</w:t>
+      </w:r>
+    </w:p>
+    <w:p>
+      <w:pPr>
+        <w:pStyle w:val="Listaszerbekezds"/>
+        <w:numPr>
+          <w:ilvl w:val="0"/>
+          <w:numId w:val="3"/>
+        </w:numPr>
+        <w:rPr>
+          <w:i/>
+          <w:iCs/>
+        </w:rPr>
+      </w:pPr>
+      <w:r>
+        <w:t>Egységes legyen</w:t>
+      </w:r>
+    </w:p>
+    <w:p>
+      <w:pPr>
+        <w:pStyle w:val="Listaszerbekezds"/>
+        <w:rPr>
+          <w:rStyle w:val="Erskiemels"/>
+          <w:sz w:val="26"/>
+          <w:szCs w:val="26"/>
+        </w:rPr>
+      </w:pPr>
+    </w:p>
+    <w:p>
+      <w:pPr>
+        <w:rPr>
+          <w:rStyle w:val="Erskiemels"/>
+          <w:color w:val="auto"/>
+        </w:rPr>
+      </w:pPr>
+      <w:proofErr w:type="spellStart"/>
+      <w:r>
+        <w:rPr>
+          <w:rStyle w:val="Erskiemels"/>
+          <w:sz w:val="26"/>
+          <w:szCs w:val="26"/>
+        </w:rPr>
+        <w:t>D</w:t>
+      </w:r>
+      <w:r>
+        <w:rPr>
+          <w:rStyle w:val="Erskiemels"/>
+          <w:sz w:val="26"/>
+          <w:szCs w:val="26"/>
+        </w:rPr>
+        <w:t>ivek</w:t>
+      </w:r>
+      <w:proofErr w:type="spellEnd"/>
+      <w:r>
+        <w:rPr>
+          <w:rStyle w:val="Erskiemels"/>
+          <w:sz w:val="26"/>
+          <w:szCs w:val="26"/>
+        </w:rPr>
+        <w:t xml:space="preserve">, </w:t>
+      </w:r>
+      <w:proofErr w:type="spellStart"/>
+      <w:r>
+        <w:rPr>
+          <w:rStyle w:val="Erskiemels"/>
+          <w:sz w:val="26"/>
+          <w:szCs w:val="26"/>
+        </w:rPr>
+        <w:t>cardok</w:t>
+      </w:r>
+      <w:proofErr w:type="spellEnd"/>
+    </w:p>
+    <w:p>
+      <w:pPr>
+        <w:pStyle w:val="Listaszerbekezds"/>
+        <w:numPr>
+          <w:ilvl w:val="0"/>
+          <w:numId w:val="3"/>
+        </w:numPr>
+        <w:rPr>
+          <w:i/>
+          <w:iCs/>
+        </w:rPr>
+      </w:pPr>
+      <w:r>
+        <w:t>Szemre passzoljon a mintához</w:t>
+      </w:r>
+    </w:p>
+    <w:p>
+      <w:pPr>
+        <w:pStyle w:val="Listaszerbekezds"/>
+        <w:numPr>
+          <w:ilvl w:val="0"/>
+          <w:numId w:val="3"/>
+        </w:numPr>
+        <w:rPr>
+          <w:i/>
+          <w:iCs/>
+        </w:rPr>
+      </w:pPr>
+      <w:r>
+        <w:t>Egységes legyen</w:t>
+      </w:r>
+    </w:p>
+    <w:p>
+      <w:pPr>
+        <w:pStyle w:val="Listaszerbekezds"/>
+        <w:numPr>
+          <w:ilvl w:val="0"/>
+          <w:numId w:val="3"/>
+        </w:numPr>
+        <w:rPr>
+          <w:i/>
+          <w:iCs/>
+        </w:rPr>
+      </w:pPr>
+      <w:r>
+        <w:t>A margók ne fit-</w:t>
+      </w:r>
+      <w:proofErr w:type="spellStart"/>
+      <w:r>
+        <w:t>contet</w:t>
+      </w:r>
+      <w:proofErr w:type="spellEnd"/>
+      <w:r>
+        <w:t xml:space="preserve">-ek legyenek, hanem egy 1-2 </w:t>
+      </w:r>
+      <w:proofErr w:type="spellStart"/>
+      <w:r>
+        <w:t>rem</w:t>
+      </w:r>
+      <w:proofErr w:type="spellEnd"/>
+      <w:r>
+        <w:t xml:space="preserve"> távolság legyen</w:t>
+      </w:r>
+    </w:p>
+    <w:p>
+      <w:pPr>
+        <w:rPr>
+          <w:i/>
+          <w:iCs/>
+        </w:rPr>
+      </w:pPr>
+    </w:p>
+    <w:p/>
+    <w:p/>
     <w:p/>
     <w:sectPr>
       <w:pgSz w:w="11906" w:h="16838"/>
@@ -908,6 +2541,119 @@
 <file path=word/numbering.xml><?xml version="1.0" encoding="utf-8"?>
 <w:numbering xmlns:wpc="http://schemas.microsoft.com/office/word/2010/wordprocessingCanvas" xmlns:cx="http://schemas.microsoft.com/office/drawing/2014/chartex" xmlns:cx1="http://schemas.microsoft.com/office/drawing/2015/9/8/chartex" xmlns:cx2="http://schemas.microsoft.com/office/drawing/2015/10/21/chartex" xmlns:cx3="http://schemas.microsoft.com/office/drawing/2016/5/9/chartex" xmlns:cx4="http://schemas.microsoft.com/office/drawing/2016/5/10/chartex" xmlns:cx5="http://schemas.microsoft.com/office/drawing/2016/5/11/chartex" xmlns:cx6="http://schemas.microsoft.com/office/drawing/2016/5/12/chartex" xmlns:cx7="http://schemas.microsoft.com/office/drawing/2016/5/13/chartex" xmlns:cx8="http://schemas.microsoft.com/office/drawing/2016/5/14/chartex" xmlns:mc="http://schemas.openxmlformats.org/markup-compatibility/2006" xmlns:aink="http://schemas.microsoft.com/office/drawing/2016/ink" xmlns:am3d="http://schemas.microsoft.com/office/drawing/2017/model3d" xmlns:o="urn:schemas-microsoft-com:office:office" xmlns:oel="http://schemas.microsoft.com/office/2019/extlst" xmlns:r="http://schemas.openxmlformats.org/officeDocument/2006/relationships" xmlns:m="http://schemas.openxmlformats.org/officeDocument/2006/math" xmlns:v="urn:schemas-microsoft-com:vml" xmlns:wp14="http://schemas.microsoft.com/office/word/2010/wordprocessingDrawing" xmlns:wp="http://schemas.openxmlformats.org/drawingml/2006/wordprocessingDrawing" xmlns:w10="urn:schemas-microsoft-com:office:word" xmlns:w="http://schemas.openxmlformats.org/wordprocessingml/2006/main" xmlns:w14="http://schemas.microsoft.com/office/word/2010/wordml" xmlns:w15="http://schemas.microsoft.com/office/word/2012/wordml" xmlns:w16cex="http://schemas.microsoft.com/office/word/2018/wordml/cex" xmlns:w16cid="http://schemas.microsoft.com/office/word/2016/wordml/cid" xmlns:w16="http://schemas.microsoft.com/office/word/2018/wordml" xmlns:w16du="http://schemas.microsoft.com/office/word/2023/wordml/word16du" xmlns:w16sdtdh="http://schemas.microsoft.com/office/word/2020/wordml/sdtdatahash" xmlns:w16sdtfl="http://schemas.microsoft.com/office/word/2024/wordml/sdtformatlock" xmlns:w16se="http://schemas.microsoft.com/office/word/2015/wordml/symex" xmlns:wpg="http://schemas.microsoft.com/office/word/2010/wordprocessingGroup" xmlns:wpi="http://schemas.microsoft.com/office/word/2010/wordprocessingInk" xmlns:wne="http://schemas.microsoft.com/office/word/2006/wordml" xmlns:wps="http://schemas.microsoft.com/office/word/2010/wordprocessingShape" mc:Ignorable="w14 w15 w16se w16cid w16 w16cex w16sdtdh w16sdtfl w16du wp14">
   <w:abstractNum w:abstractNumId="0" w15:restartNumberingAfterBreak="0">
+    <w:nsid w:val="15B03D0C"/>
+    <w:multiLevelType w:val="hybridMultilevel"/>
+    <w:tmpl w:val="7BC0DF46"/>
+    <w:lvl w:ilvl="0" w:tplc="040E0001">
+      <w:start w:val="1"/>
+      <w:numFmt w:val="bullet"/>
+      <w:lvlText w:val=""/>
+      <w:lvlJc w:val="left"/>
+      <w:pPr>
+        <w:ind w:left="2868" w:hanging="360"/>
+      </w:pPr>
+      <w:rPr>
+        <w:rFonts w:ascii="Symbol" w:hAnsi="Symbol" w:hint="default"/>
+      </w:rPr>
+    </w:lvl>
+    <w:lvl w:ilvl="1" w:tplc="040E0003">
+      <w:start w:val="1"/>
+      <w:numFmt w:val="bullet"/>
+      <w:lvlText w:val="o"/>
+      <w:lvlJc w:val="left"/>
+      <w:pPr>
+        <w:ind w:left="3588" w:hanging="360"/>
+      </w:pPr>
+      <w:rPr>
+        <w:rFonts w:ascii="Courier New" w:hAnsi="Courier New" w:cs="Courier New" w:hint="default"/>
+      </w:rPr>
+    </w:lvl>
+    <w:lvl w:ilvl="2" w:tplc="040E0005" w:tentative="1">
+      <w:start w:val="1"/>
+      <w:numFmt w:val="bullet"/>
+      <w:lvlText w:val=""/>
+      <w:lvlJc w:val="left"/>
+      <w:pPr>
+        <w:ind w:left="4308" w:hanging="360"/>
+      </w:pPr>
+      <w:rPr>
+        <w:rFonts w:ascii="Wingdings" w:hAnsi="Wingdings" w:hint="default"/>
+      </w:rPr>
+    </w:lvl>
+    <w:lvl w:ilvl="3" w:tplc="040E0001" w:tentative="1">
+      <w:start w:val="1"/>
+      <w:numFmt w:val="bullet"/>
+      <w:lvlText w:val=""/>
+      <w:lvlJc w:val="left"/>
+      <w:pPr>
+        <w:ind w:left="5028" w:hanging="360"/>
+      </w:pPr>
+      <w:rPr>
+        <w:rFonts w:ascii="Symbol" w:hAnsi="Symbol" w:hint="default"/>
+      </w:rPr>
+    </w:lvl>
+    <w:lvl w:ilvl="4" w:tplc="040E0003" w:tentative="1">
+      <w:start w:val="1"/>
+      <w:numFmt w:val="bullet"/>
+      <w:lvlText w:val="o"/>
+      <w:lvlJc w:val="left"/>
+      <w:pPr>
+        <w:ind w:left="5748" w:hanging="360"/>
+      </w:pPr>
+      <w:rPr>
+        <w:rFonts w:ascii="Courier New" w:hAnsi="Courier New" w:cs="Courier New" w:hint="default"/>
+      </w:rPr>
+    </w:lvl>
+    <w:lvl w:ilvl="5" w:tplc="040E0005" w:tentative="1">
+      <w:start w:val="1"/>
+      <w:numFmt w:val="bullet"/>
+      <w:lvlText w:val=""/>
+      <w:lvlJc w:val="left"/>
+      <w:pPr>
+        <w:ind w:left="6468" w:hanging="360"/>
+      </w:pPr>
+      <w:rPr>
+        <w:rFonts w:ascii="Wingdings" w:hAnsi="Wingdings" w:hint="default"/>
+      </w:rPr>
+    </w:lvl>
+    <w:lvl w:ilvl="6" w:tplc="040E0001" w:tentative="1">
+      <w:start w:val="1"/>
+      <w:numFmt w:val="bullet"/>
+      <w:lvlText w:val=""/>
+      <w:lvlJc w:val="left"/>
+      <w:pPr>
+        <w:ind w:left="7188" w:hanging="360"/>
+      </w:pPr>
+      <w:rPr>
+        <w:rFonts w:ascii="Symbol" w:hAnsi="Symbol" w:hint="default"/>
+      </w:rPr>
+    </w:lvl>
+    <w:lvl w:ilvl="7" w:tplc="040E0003" w:tentative="1">
+      <w:start w:val="1"/>
+      <w:numFmt w:val="bullet"/>
+      <w:lvlText w:val="o"/>
+      <w:lvlJc w:val="left"/>
+      <w:pPr>
+        <w:ind w:left="7908" w:hanging="360"/>
+      </w:pPr>
+      <w:rPr>
+        <w:rFonts w:ascii="Courier New" w:hAnsi="Courier New" w:cs="Courier New" w:hint="default"/>
+      </w:rPr>
+    </w:lvl>
+    <w:lvl w:ilvl="8" w:tplc="040E0005" w:tentative="1">
+      <w:start w:val="1"/>
+      <w:numFmt w:val="bullet"/>
+      <w:lvlText w:val=""/>
+      <w:lvlJc w:val="left"/>
+      <w:pPr>
+        <w:ind w:left="8628" w:hanging="360"/>
+      </w:pPr>
+      <w:rPr>
+        <w:rFonts w:ascii="Wingdings" w:hAnsi="Wingdings" w:hint="default"/>
+      </w:rPr>
+    </w:lvl>
+  </w:abstractNum>
+  <w:abstractNum w:abstractNumId="1" w15:restartNumberingAfterBreak="0">
     <w:nsid w:val="19186457"/>
     <w:multiLevelType w:val="hybridMultilevel"/>
     <w:tmpl w:val="89AE7E32"/>
@@ -1020,7 +2766,7 @@
       </w:rPr>
     </w:lvl>
   </w:abstractNum>
-  <w:abstractNum w:abstractNumId="1" w15:restartNumberingAfterBreak="0">
+  <w:abstractNum w:abstractNumId="2" w15:restartNumberingAfterBreak="0">
     <w:nsid w:val="1FCF7C2C"/>
     <w:multiLevelType w:val="hybridMultilevel"/>
     <w:tmpl w:val="EB92D9D2"/>
@@ -1133,7 +2879,120 @@
       </w:rPr>
     </w:lvl>
   </w:abstractNum>
-  <w:abstractNum w:abstractNumId="2" w15:restartNumberingAfterBreak="0">
+  <w:abstractNum w:abstractNumId="3" w15:restartNumberingAfterBreak="0">
+    <w:nsid w:val="3C8E4E26"/>
+    <w:multiLevelType w:val="hybridMultilevel"/>
+    <w:tmpl w:val="90966FC4"/>
+    <w:lvl w:ilvl="0" w:tplc="040E0001">
+      <w:start w:val="1"/>
+      <w:numFmt w:val="bullet"/>
+      <w:lvlText w:val=""/>
+      <w:lvlJc w:val="left"/>
+      <w:pPr>
+        <w:ind w:left="1428" w:hanging="360"/>
+      </w:pPr>
+      <w:rPr>
+        <w:rFonts w:ascii="Symbol" w:hAnsi="Symbol" w:hint="default"/>
+      </w:rPr>
+    </w:lvl>
+    <w:lvl w:ilvl="1" w:tplc="040E0003">
+      <w:start w:val="1"/>
+      <w:numFmt w:val="bullet"/>
+      <w:lvlText w:val="o"/>
+      <w:lvlJc w:val="left"/>
+      <w:pPr>
+        <w:ind w:left="2148" w:hanging="360"/>
+      </w:pPr>
+      <w:rPr>
+        <w:rFonts w:ascii="Courier New" w:hAnsi="Courier New" w:cs="Courier New" w:hint="default"/>
+      </w:rPr>
+    </w:lvl>
+    <w:lvl w:ilvl="2" w:tplc="040E0005" w:tentative="1">
+      <w:start w:val="1"/>
+      <w:numFmt w:val="bullet"/>
+      <w:lvlText w:val=""/>
+      <w:lvlJc w:val="left"/>
+      <w:pPr>
+        <w:ind w:left="2868" w:hanging="360"/>
+      </w:pPr>
+      <w:rPr>
+        <w:rFonts w:ascii="Wingdings" w:hAnsi="Wingdings" w:hint="default"/>
+      </w:rPr>
+    </w:lvl>
+    <w:lvl w:ilvl="3" w:tplc="040E0001" w:tentative="1">
+      <w:start w:val="1"/>
+      <w:numFmt w:val="bullet"/>
+      <w:lvlText w:val=""/>
+      <w:lvlJc w:val="left"/>
+      <w:pPr>
+        <w:ind w:left="3588" w:hanging="360"/>
+      </w:pPr>
+      <w:rPr>
+        <w:rFonts w:ascii="Symbol" w:hAnsi="Symbol" w:hint="default"/>
+      </w:rPr>
+    </w:lvl>
+    <w:lvl w:ilvl="4" w:tplc="040E0003" w:tentative="1">
+      <w:start w:val="1"/>
+      <w:numFmt w:val="bullet"/>
+      <w:lvlText w:val="o"/>
+      <w:lvlJc w:val="left"/>
+      <w:pPr>
+        <w:ind w:left="4308" w:hanging="360"/>
+      </w:pPr>
+      <w:rPr>
+        <w:rFonts w:ascii="Courier New" w:hAnsi="Courier New" w:cs="Courier New" w:hint="default"/>
+      </w:rPr>
+    </w:lvl>
+    <w:lvl w:ilvl="5" w:tplc="040E0005" w:tentative="1">
+      <w:start w:val="1"/>
+      <w:numFmt w:val="bullet"/>
+      <w:lvlText w:val=""/>
+      <w:lvlJc w:val="left"/>
+      <w:pPr>
+        <w:ind w:left="5028" w:hanging="360"/>
+      </w:pPr>
+      <w:rPr>
+        <w:rFonts w:ascii="Wingdings" w:hAnsi="Wingdings" w:hint="default"/>
+      </w:rPr>
+    </w:lvl>
+    <w:lvl w:ilvl="6" w:tplc="040E0001" w:tentative="1">
+      <w:start w:val="1"/>
+      <w:numFmt w:val="bullet"/>
+      <w:lvlText w:val=""/>
+      <w:lvlJc w:val="left"/>
+      <w:pPr>
+        <w:ind w:left="5748" w:hanging="360"/>
+      </w:pPr>
+      <w:rPr>
+        <w:rFonts w:ascii="Symbol" w:hAnsi="Symbol" w:hint="default"/>
+      </w:rPr>
+    </w:lvl>
+    <w:lvl w:ilvl="7" w:tplc="040E0003" w:tentative="1">
+      <w:start w:val="1"/>
+      <w:numFmt w:val="bullet"/>
+      <w:lvlText w:val="o"/>
+      <w:lvlJc w:val="left"/>
+      <w:pPr>
+        <w:ind w:left="6468" w:hanging="360"/>
+      </w:pPr>
+      <w:rPr>
+        <w:rFonts w:ascii="Courier New" w:hAnsi="Courier New" w:cs="Courier New" w:hint="default"/>
+      </w:rPr>
+    </w:lvl>
+    <w:lvl w:ilvl="8" w:tplc="040E0005" w:tentative="1">
+      <w:start w:val="1"/>
+      <w:numFmt w:val="bullet"/>
+      <w:lvlText w:val=""/>
+      <w:lvlJc w:val="left"/>
+      <w:pPr>
+        <w:ind w:left="7188" w:hanging="360"/>
+      </w:pPr>
+      <w:rPr>
+        <w:rFonts w:ascii="Wingdings" w:hAnsi="Wingdings" w:hint="default"/>
+      </w:rPr>
+    </w:lvl>
+  </w:abstractNum>
+  <w:abstractNum w:abstractNumId="4" w15:restartNumberingAfterBreak="0">
     <w:nsid w:val="65E838D3"/>
     <w:multiLevelType w:val="hybridMultilevel"/>
     <w:tmpl w:val="8702C3E4"/>
@@ -1247,13 +3106,19 @@
     </w:lvl>
   </w:abstractNum>
   <w:num w:numId="1" w16cid:durableId="94327140">
+    <w:abstractNumId w:val="2"/>
+  </w:num>
+  <w:num w:numId="2" w16cid:durableId="920678461">
     <w:abstractNumId w:val="1"/>
   </w:num>
-  <w:num w:numId="2" w16cid:durableId="920678461">
+  <w:num w:numId="3" w16cid:durableId="2036498052">
+    <w:abstractNumId w:val="4"/>
+  </w:num>
+  <w:num w:numId="4" w16cid:durableId="85543611">
+    <w:abstractNumId w:val="3"/>
+  </w:num>
+  <w:num w:numId="5" w16cid:durableId="1910000628">
     <w:abstractNumId w:val="0"/>
-  </w:num>
-  <w:num w:numId="3" w16cid:durableId="2036498052">
-    <w:abstractNumId w:val="2"/>
   </w:num>
 </w:numbering>
 </file>
